--- a/docs/historia/personagens/carlos.docx
+++ b/docs/historia/personagens/carlos.docx
@@ -709,7 +709,23 @@
                 <w:sz w:val="19"/>
                 <w:szCs w:val="19"/>
               </w:rPr>
-              <w:t xml:space="preserve">, a espécie humana evoluída, foram embora para outro planeta. Os </w:t>
+              <w:t xml:space="preserve">, a espécie humana evoluída, foram embora para outro planeta, na </w:t>
+            </w:r>
+            <w:r>
+              <w:rPr>
+                <w:b/>
+                <w:bCs/>
+                <w:sz w:val="19"/>
+                <w:szCs w:val="19"/>
+              </w:rPr>
+              <w:t xml:space="preserve">Grande Separação</w:t>
+            </w:r>
+            <w:r>
+              <w:rPr>
+                <w:sz w:val="19"/>
+                <w:szCs w:val="19"/>
+              </w:rPr>
+              <w:t xml:space="preserve">. Os </w:t>
             </w:r>
             <w:r>
               <w:rPr>
@@ -757,7 +773,23 @@
                 <w:sz w:val="19"/>
                 <w:szCs w:val="19"/>
               </w:rPr>
-              <w:t xml:space="preserve">. Saiu do grupo e </w:t>
+              <w:t xml:space="preserve">. Há alguns anos, teve um </w:t>
+            </w:r>
+            <w:r>
+              <w:rPr>
+                <w:b/>
+                <w:bCs/>
+                <w:sz w:val="19"/>
+                <w:szCs w:val="19"/>
+              </w:rPr>
+              <w:t xml:space="preserve">desentendimento</w:t>
+            </w:r>
+            <w:r>
+              <w:rPr>
+                <w:sz w:val="19"/>
+                <w:szCs w:val="19"/>
+              </w:rPr>
+              <w:t xml:space="preserve"> com os Faroleiros (o motivo fica em aberto no jogo), saiu do grupo e </w:t>
             </w:r>
             <w:r>
               <w:rPr>
@@ -773,7 +805,7 @@
                 <w:sz w:val="19"/>
                 <w:szCs w:val="19"/>
               </w:rPr>
-              <w:t xml:space="preserve">, por um objetivo egoísta: é obcecado pelos </w:t>
+              <w:t xml:space="preserve">, abandonada havia muito tempo. Tem um objetivo egoísta: é obcecado pelos </w:t>
             </w:r>
             <w:r>
               <w:rPr>
@@ -805,7 +837,23 @@
                 <w:sz w:val="19"/>
                 <w:szCs w:val="19"/>
               </w:rPr>
-              <w:t xml:space="preserve">. A máquina é imprecisa: a cada tentativa dele, abre uma fenda no chão da Biblioteca e puxa gente de outras épocas, sem escolher quem. Ele controla os </w:t>
+              <w:t xml:space="preserve">, e o isolamento, somado à frieza das relações humanas do tempo dele, o </w:t>
+            </w:r>
+            <w:r>
+              <w:rPr>
+                <w:b/>
+                <w:bCs/>
+                <w:sz w:val="19"/>
+                <w:szCs w:val="19"/>
+              </w:rPr>
+              <w:t xml:space="preserve">enlouqueceu</w:t>
+            </w:r>
+            <w:r>
+              <w:rPr>
+                <w:sz w:val="19"/>
+                <w:szCs w:val="19"/>
+              </w:rPr>
+              <w:t xml:space="preserve">: acha que o passado é sempre melhor. A máquina é imprecisa: a cada tentativa dele, abre uma fenda no chão da Biblioteca e puxa gente de outras épocas, sem escolher quem. Ele controla os </w:t>
             </w:r>
             <w:r>
               <w:rPr>
@@ -1196,7 +1244,23 @@
                 <w:sz w:val="19"/>
                 <w:szCs w:val="19"/>
               </w:rPr>
-              <w:t xml:space="preserve">obcecado, egoísta, nostálgico.</w:t>
+              <w:t xml:space="preserve">obcecado, egoísta, nostálgico, </w:t>
+            </w:r>
+            <w:r>
+              <w:rPr>
+                <w:b/>
+                <w:bCs/>
+                <w:sz w:val="19"/>
+                <w:szCs w:val="19"/>
+              </w:rPr>
+              <w:t xml:space="preserve">enlouquecido</w:t>
+            </w:r>
+            <w:r>
+              <w:rPr>
+                <w:sz w:val="19"/>
+                <w:szCs w:val="19"/>
+              </w:rPr>
+              <w:t xml:space="preserve"> pelo isolamento.</w:t>
             </w:r>
           </w:p>
         </w:tc>
@@ -1235,7 +1299,7 @@
                 <w:sz w:val="19"/>
                 <w:szCs w:val="19"/>
               </w:rPr>
-              <w:t xml:space="preserve">O que quer</w:t>
+              <w:t xml:space="preserve">A loucura</w:t>
             </w:r>
           </w:p>
         </w:tc>
@@ -1265,7 +1329,55 @@
                 <w:sz w:val="19"/>
                 <w:szCs w:val="19"/>
               </w:rPr>
-              <w:t xml:space="preserve">viver nos anos 80.</w:t>
+              <w:t xml:space="preserve">vive como se estivesse nos </w:t>
+            </w:r>
+            <w:r>
+              <w:rPr>
+                <w:b/>
+                <w:bCs/>
+                <w:sz w:val="19"/>
+                <w:szCs w:val="19"/>
+              </w:rPr>
+              <w:t xml:space="preserve">anos 80</w:t>
+            </w:r>
+            <w:r>
+              <w:rPr>
+                <w:sz w:val="19"/>
+                <w:szCs w:val="19"/>
+              </w:rPr>
+              <w:t xml:space="preserve">. Montou a </w:t>
+            </w:r>
+            <w:r>
+              <w:rPr>
+                <w:b/>
+                <w:bCs/>
+                <w:sz w:val="19"/>
+                <w:szCs w:val="19"/>
+              </w:rPr>
+              <w:t xml:space="preserve">sala de estar dos anos 80</w:t>
+            </w:r>
+            <w:r>
+              <w:rPr>
+                <w:sz w:val="19"/>
+                <w:szCs w:val="19"/>
+              </w:rPr>
+              <w:t xml:space="preserve"> do Bunker, fala sozinho como um </w:t>
+            </w:r>
+            <w:r>
+              <w:rPr>
+                <w:b/>
+                <w:bCs/>
+                <w:sz w:val="19"/>
+                <w:szCs w:val="19"/>
+              </w:rPr>
+              <w:t xml:space="preserve">locutor de rádio</w:t>
+            </w:r>
+            <w:r>
+              <w:rPr>
+                <w:sz w:val="19"/>
+                <w:szCs w:val="19"/>
+              </w:rPr>
+              <w:t xml:space="preserve"> e dá aos robôs nomes de gente da época. É carinhoso com as coisas e indiferente com as pessoas: a nostalgia como terror.</w:t>
             </w:r>
           </w:p>
         </w:tc>
@@ -1304,7 +1416,7 @@
                 <w:sz w:val="19"/>
                 <w:szCs w:val="19"/>
               </w:rPr>
-              <w:t xml:space="preserve">O que teme</w:t>
+              <w:t xml:space="preserve">O que quer</w:t>
             </w:r>
           </w:p>
         </w:tc>
@@ -1334,7 +1446,7 @@
                 <w:sz w:val="19"/>
                 <w:szCs w:val="19"/>
               </w:rPr>
-              <w:t xml:space="preserve">pendente.</w:t>
+              <w:t xml:space="preserve">viver nos anos 80.</w:t>
             </w:r>
           </w:p>
         </w:tc>
@@ -1373,7 +1485,209 @@
                 <w:sz w:val="19"/>
                 <w:szCs w:val="19"/>
               </w:rPr>
-              <w:t xml:space="preserve">Como fala, defeito e arco</w:t>
+              <w:t xml:space="preserve">O que teme</w:t>
+            </w:r>
+          </w:p>
+        </w:tc>
+        <w:tc>
+          <w:tcPr>
+            <w:tcW w:type="dxa" w:w="6526"/>
+            <w:tcBorders>
+              <w:top w:val="single" w:color="BFC9D1" w:sz="4"/>
+              <w:left w:val="single" w:color="BFC9D1" w:sz="4"/>
+              <w:bottom w:val="single" w:color="BFC9D1" w:sz="4"/>
+              <w:right w:val="single" w:color="BFC9D1" w:sz="4"/>
+            </w:tcBorders>
+            <w:tcMar>
+              <w:top w:type="dxa" w:w="80"/>
+              <w:left w:type="dxa" w:w="120"/>
+              <w:bottom w:type="dxa" w:w="80"/>
+              <w:right w:type="dxa" w:w="120"/>
+            </w:tcMar>
+            <w:vAlign w:val="top"/>
+          </w:tcPr>
+          <w:p>
+            <w:pPr>
+              <w:spacing w:before="0" w:after="40"/>
+            </w:pPr>
+            <w:r>
+              <w:rPr>
+                <w:sz w:val="19"/>
+                <w:szCs w:val="19"/>
+              </w:rPr>
+              <w:t xml:space="preserve">o </w:t>
+            </w:r>
+            <w:r>
+              <w:rPr>
+                <w:b/>
+                <w:bCs/>
+                <w:sz w:val="19"/>
+                <w:szCs w:val="19"/>
+              </w:rPr>
+              <w:t xml:space="preserve">presente</w:t>
+            </w:r>
+            <w:r>
+              <w:rPr>
+                <w:sz w:val="19"/>
+                <w:szCs w:val="19"/>
+              </w:rPr>
+              <w:t xml:space="preserve">: ficar preso em 3026, frio e sozinho para sempre. Tem esse medo porque a </w:t>
+            </w:r>
+            <w:r>
+              <w:rPr>
+                <w:b/>
+                <w:bCs/>
+                <w:sz w:val="19"/>
+                <w:szCs w:val="19"/>
+              </w:rPr>
+              <w:t xml:space="preserve">Grande Separação</w:t>
+            </w:r>
+            <w:r>
+              <w:rPr>
+                <w:sz w:val="19"/>
+                <w:szCs w:val="19"/>
+              </w:rPr>
+              <w:t xml:space="preserve"> o afastou dos amigos e das pessoas de quem gostava, que foram embora com os outros humanos.</w:t>
+            </w:r>
+          </w:p>
+        </w:tc>
+      </w:tr>
+      <w:tr>
+        <w:trPr>
+          <w:cantSplit/>
+        </w:trPr>
+        <w:tc>
+          <w:tcPr>
+            <w:tcW w:type="dxa" w:w="2500"/>
+            <w:tcBorders>
+              <w:top w:val="single" w:color="BFC9D1" w:sz="4"/>
+              <w:left w:val="single" w:color="BFC9D1" w:sz="4"/>
+              <w:bottom w:val="single" w:color="BFC9D1" w:sz="4"/>
+              <w:right w:val="single" w:color="BFC9D1" w:sz="4"/>
+            </w:tcBorders>
+            <w:shd w:val="clear" w:color="auto" w:fill="EEF2F5"/>
+            <w:tcMar>
+              <w:top w:type="dxa" w:w="80"/>
+              <w:left w:type="dxa" w:w="120"/>
+              <w:bottom w:type="dxa" w:w="80"/>
+              <w:right w:type="dxa" w:w="120"/>
+            </w:tcMar>
+            <w:vAlign w:val="top"/>
+          </w:tcPr>
+          <w:p>
+            <w:pPr>
+              <w:spacing w:before="0" w:after="0"/>
+            </w:pPr>
+            <w:r>
+              <w:rPr>
+                <w:b/>
+                <w:bCs/>
+                <w:color w:val="1F2A3C"/>
+                <w:sz w:val="19"/>
+                <w:szCs w:val="19"/>
+              </w:rPr>
+              <w:t xml:space="preserve">Como fala</w:t>
+            </w:r>
+          </w:p>
+        </w:tc>
+        <w:tc>
+          <w:tcPr>
+            <w:tcW w:type="dxa" w:w="6526"/>
+            <w:tcBorders>
+              <w:top w:val="single" w:color="BFC9D1" w:sz="4"/>
+              <w:left w:val="single" w:color="BFC9D1" w:sz="4"/>
+              <w:bottom w:val="single" w:color="BFC9D1" w:sz="4"/>
+              <w:right w:val="single" w:color="BFC9D1" w:sz="4"/>
+            </w:tcBorders>
+            <w:tcMar>
+              <w:top w:type="dxa" w:w="80"/>
+              <w:left w:type="dxa" w:w="120"/>
+              <w:bottom w:type="dxa" w:w="80"/>
+              <w:right w:type="dxa" w:w="120"/>
+            </w:tcMar>
+            <w:vAlign w:val="top"/>
+          </w:tcPr>
+          <w:p>
+            <w:pPr>
+              <w:spacing w:before="0" w:after="40"/>
+            </w:pPr>
+            <w:r>
+              <w:rPr>
+                <w:sz w:val="19"/>
+                <w:szCs w:val="19"/>
+              </w:rPr>
+              <w:t xml:space="preserve">como um </w:t>
+            </w:r>
+            <w:r>
+              <w:rPr>
+                <w:b/>
+                <w:bCs/>
+                <w:sz w:val="19"/>
+                <w:szCs w:val="19"/>
+              </w:rPr>
+              <w:t xml:space="preserve">locutor de rádio</w:t>
+            </w:r>
+            <w:r>
+              <w:rPr>
+                <w:sz w:val="19"/>
+                <w:szCs w:val="19"/>
+              </w:rPr>
+              <w:t xml:space="preserve">: anuncia, apresenta, narra, num tom caloroso que não combina com o que diz. </w:t>
+            </w:r>
+            <w:r>
+              <w:rPr>
+                <w:b/>
+                <w:bCs/>
+                <w:sz w:val="19"/>
+                <w:szCs w:val="19"/>
+              </w:rPr>
+              <w:t xml:space="preserve">Sem gírias.</w:t>
+            </w:r>
+            <w:r>
+              <w:rPr>
+                <w:sz w:val="19"/>
+                <w:szCs w:val="19"/>
+              </w:rPr>
+              <w:t xml:space="preserve"> Nos alto-falantes do D-Tec, apresenta o Gabriel como se fosse um programa.</w:t>
+            </w:r>
+          </w:p>
+        </w:tc>
+      </w:tr>
+      <w:tr>
+        <w:trPr>
+          <w:cantSplit/>
+        </w:trPr>
+        <w:tc>
+          <w:tcPr>
+            <w:tcW w:type="dxa" w:w="2500"/>
+            <w:tcBorders>
+              <w:top w:val="single" w:color="BFC9D1" w:sz="4"/>
+              <w:left w:val="single" w:color="BFC9D1" w:sz="4"/>
+              <w:bottom w:val="single" w:color="BFC9D1" w:sz="4"/>
+              <w:right w:val="single" w:color="BFC9D1" w:sz="4"/>
+            </w:tcBorders>
+            <w:shd w:val="clear" w:color="auto" w:fill="EEF2F5"/>
+            <w:tcMar>
+              <w:top w:type="dxa" w:w="80"/>
+              <w:left w:type="dxa" w:w="120"/>
+              <w:bottom w:type="dxa" w:w="80"/>
+              <w:right w:type="dxa" w:w="120"/>
+            </w:tcMar>
+            <w:vAlign w:val="top"/>
+          </w:tcPr>
+          <w:p>
+            <w:pPr>
+              <w:spacing w:before="0" w:after="0"/>
+            </w:pPr>
+            <w:r>
+              <w:rPr>
+                <w:b/>
+                <w:bCs/>
+                <w:color w:val="1F2A3C"/>
+                <w:sz w:val="19"/>
+                <w:szCs w:val="19"/>
+              </w:rPr>
+              <w:t xml:space="preserve">Defeito e arco</w:t>
             </w:r>
           </w:p>
         </w:tc>
@@ -1644,7 +1958,7 @@
                 <w:sz w:val="19"/>
                 <w:szCs w:val="19"/>
               </w:rPr>
-              <w:t xml:space="preserve">Foi um deles e saiu para se isolar na Unifor. Por que saiu está pendente</w:t>
+              <w:t xml:space="preserve">Foi um deles. Há alguns anos teve um desentendimento com eles e se isolou na Unifor. O motivo fica em aberto no jogo; o que se vê é a marca dos Faroleiros com os raios riscados de vermelho</w:t>
             </w:r>
           </w:p>
         </w:tc>
@@ -2192,7 +2506,7 @@
         <w:spacing w:after="120"/>
       </w:pPr>
       <w:r>
-        <w:t xml:space="preserve">O tom da folha é seco e curto, de caderno de laboratório. Não fixa como ele fala em voz alta (pendente), nem por que saiu dos Faroleiros ou há quantos anos está sozinho.</w:t>
+        <w:t xml:space="preserve">O tom da folha é seco e curto, de caderno de laboratório. Não fixa o motivo do desentendimento com os Faroleiros nem há quantos anos ele está sozinho.</w:t>
       </w:r>
     </w:p>
     <w:p>
@@ -2757,7 +3071,7 @@
         <w:spacing w:after="60"/>
       </w:pPr>
       <w:r>
-        <w:t xml:space="preserve">Idade exata, como fala, o que teme, defeito e arco; por que saiu dos Faroleiros e há quantos anos está sozinho; e quando o jogador descobre que ele existe.</w:t>
+        <w:t xml:space="preserve">Idade exata, defeito e arco; o motivo do desentendimento com os Faroleiros (no jogo fica em aberto) e há quantos anos está sozinho; e quando o jogador descobre que ele existe.</w:t>
       </w:r>
     </w:p>
     <w:sectPr>
